--- a/AU-Essential-Eight/CSW-Essential-Eight-Compliance-Report.docx
+++ b/AU-Essential-Eight/CSW-Essential-Eight-Compliance-Report.docx
@@ -171,6 +171,62 @@
     </w:p>
     <w:bookmarkEnd w:id="11"/>
     <w:bookmarkStart w:id="12" w:name="executive-summary"/>
+    <w:p>
+      <w:pPr>
+        <w:pStyle w:val="Heading2"/>
+      </w:pPr>
+      <w:r>
+        <w:t>How to read the coverage words</w:t>
+      </w:r>
+    </w:p>
+    <w:p>
+      <w:pPr/>
+      <w:r>
+        <w:rPr>
+          <w:b/>
+        </w:rPr>
+        <w:t>Full Coverage</w:t>
+      </w:r>
+      <w:r>
+        <w:t xml:space="preserve"> on the older reports means Secure Workload can produce that row's artifact. It does not mean the control is met.</w:t>
+      </w:r>
+    </w:p>
+    <w:p>
+      <w:pPr/>
+      <w:r>
+        <w:rPr>
+          <w:b/>
+        </w:rPr>
+        <w:t>Partial Coverage</w:t>
+      </w:r>
+      <w:r>
+        <w:t xml:space="preserve"> means file that export next to another control.</w:t>
+      </w:r>
+    </w:p>
+    <w:p>
+      <w:pPr/>
+      <w:r>
+        <w:rPr>
+          <w:b/>
+        </w:rPr>
+        <w:t>Evidence Required</w:t>
+      </w:r>
+      <w:r>
+        <w:t xml:space="preserve"> means Secure Workload has no record. The customer files the contract, the analysis, or the HR or physical-security evidence.</w:t>
+      </w:r>
+    </w:p>
+    <w:p>
+      <w:pPr/>
+      <w:r>
+        <w:rPr>
+          <w:b/>
+        </w:rPr>
+        <w:t>Direct, Supporting, and Out of scope</w:t>
+      </w:r>
+      <w:r>
+        <w:t xml:space="preserve"> on the newer reports are the same idea in different words. Direct is still evidence, not a pass.</w:t>
+      </w:r>
+    </w:p>
     <w:p>
       <w:pPr>
         <w:pStyle w:val="Heading2"/>

--- a/AU-Essential-Eight/CSW-Essential-Eight-Compliance-Report.docx
+++ b/AU-Essential-Eight/CSW-Essential-Eight-Compliance-Report.docx
@@ -10,7 +10,7 @@
         <w:t xml:space="preserve">Cisco Secure Workload - ACSC Essential Eight Compliance Report</w:t>
       </w:r>
     </w:p>
-    <w:bookmarkStart w:id="22" w:name="X8a4a7bd1e53eabbd34482312a8832cd96ebc926"/>
+    <w:bookmarkStart w:id="23" w:name="X8a4a7bd1e53eabbd34482312a8832cd96ebc926"/>
     <w:p>
       <w:pPr>
         <w:pStyle w:val="Heading1"/>
@@ -170,63 +170,103 @@
       </w:r>
     </w:p>
     <w:bookmarkEnd w:id="11"/>
-    <w:bookmarkStart w:id="12" w:name="executive-summary"/>
+    <w:bookmarkStart w:id="12" w:name="how-to-read-the-coverage-column"/>
     <w:p>
       <w:pPr>
         <w:pStyle w:val="Heading2"/>
       </w:pPr>
       <w:r>
-        <w:t>How to read the coverage words</w:t>
-      </w:r>
-    </w:p>
-    <w:p>
-      <w:pPr/>
+        <w:t xml:space="preserve">How to read the Coverage column</w:t>
+      </w:r>
+    </w:p>
+    <w:p>
+      <w:pPr>
+        <w:pStyle w:val="FirstParagraph"/>
+      </w:pPr>
+      <w:r>
+        <w:t xml:space="preserve">Every report in this set uses the same three coverage words. Coverage describes</w:t>
+      </w:r>
+      <w:r>
+        <w:t xml:space="preserve"> </w:t>
+      </w:r>
       <w:r>
         <w:rPr>
           <w:b/>
+          <w:bCs/>
         </w:rPr>
-        <w:t>Full Coverage</w:t>
-      </w:r>
-      <w:r>
-        <w:t xml:space="preserve"> on the older reports means Secure Workload can produce that row's artifact. It does not mean the control is met.</w:t>
-      </w:r>
-    </w:p>
-    <w:p>
-      <w:pPr/>
+        <w:t xml:space="preserve">what evidence CSW produces</w:t>
+      </w:r>
+      <w:r>
+        <w:t xml:space="preserve"> </w:t>
+      </w:r>
+      <w:r>
+        <w:t xml:space="preserve">for a topic — it never means the control is passed.</w:t>
+      </w:r>
+    </w:p>
+    <w:p>
+      <w:pPr>
+        <w:pStyle w:val="BodyText"/>
+      </w:pPr>
       <w:r>
         <w:rPr>
           <w:b/>
+          <w:bCs/>
         </w:rPr>
-        <w:t>Partial Coverage</w:t>
-      </w:r>
-      <w:r>
-        <w:t xml:space="preserve"> means file that export next to another control.</w:t>
-      </w:r>
-    </w:p>
-    <w:p>
-      <w:pPr/>
+        <w:t xml:space="preserve">Direct</w:t>
+      </w:r>
+      <w:r>
+        <w:t xml:space="preserve"> </w:t>
+      </w:r>
+      <w:r>
+        <w:t xml:space="preserve">— Secure Workload produces the primary evidence artifact for that topic (segmentation, policy, flow/process telemetry, inventory, vulnerability + reachability, forensic reconstruction). Direct is still evidence, not an attestation.</w:t>
+      </w:r>
+    </w:p>
+    <w:p>
+      <w:pPr>
+        <w:pStyle w:val="BodyText"/>
+      </w:pPr>
       <w:r>
         <w:rPr>
           <w:b/>
+          <w:bCs/>
         </w:rPr>
-        <w:t>Evidence Required</w:t>
-      </w:r>
-      <w:r>
-        <w:t xml:space="preserve"> means Secure Workload has no record. The customer files the contract, the analysis, or the HR or physical-security evidence.</w:t>
-      </w:r>
-    </w:p>
-    <w:p>
-      <w:pPr/>
+        <w:t xml:space="preserve">Supporting</w:t>
+      </w:r>
+      <w:r>
+        <w:t xml:space="preserve"> </w:t>
+      </w:r>
+      <w:r>
+        <w:t xml:space="preserve">— Secure Workload contributes an input that feeds or complements another control, tool, or process (e.g. detection input only, reconciled against an external register, one log source among several).</w:t>
+      </w:r>
+    </w:p>
+    <w:p>
+      <w:pPr>
+        <w:pStyle w:val="BodyText"/>
+      </w:pPr>
       <w:r>
         <w:rPr>
           <w:b/>
+          <w:bCs/>
         </w:rPr>
-        <w:t>Direct, Supporting, and Out of scope</w:t>
-      </w:r>
-      <w:r>
-        <w:t xml:space="preserve"> on the newer reports are the same idea in different words. Direct is still evidence, not a pass.</w:t>
-      </w:r>
-    </w:p>
+        <w:t xml:space="preserve">Evidence Required</w:t>
+      </w:r>
+      <w:r>
+        <w:t xml:space="preserve"> </w:t>
+      </w:r>
+      <w:r>
+        <w:t xml:space="preserve">— Secure Workload has no record for this topic. The customer supplies the contract, the analysis, or the HR / physical-security evidence from another control.</w:t>
+      </w:r>
+    </w:p>
+    <w:p>
+      <w:pPr>
+        <w:pStyle w:val="BlockText"/>
+      </w:pPr>
+      <w:r>
+        <w:t xml:space="preserve">The Coverage ratings in the topic map below are machine-derived from each row’s wording and are flagged for SE review before customer use.</w:t>
+      </w:r>
+    </w:p>
+    <w:bookmarkEnd w:id="12"/>
+    <w:bookmarkStart w:id="13" w:name="executive-summary"/>
     <w:p>
       <w:pPr>
         <w:pStyle w:val="Heading2"/>
@@ -287,8 +327,8 @@
         <w:t xml:space="preserve">a control attestation.</w:t>
       </w:r>
     </w:p>
-    <w:bookmarkEnd w:id="12"/>
-    <w:bookmarkStart w:id="13" w:name="suggested-csw-scope-pattern"/>
+    <w:bookmarkEnd w:id="13"/>
+    <w:bookmarkStart w:id="14" w:name="suggested-csw-scope-pattern"/>
     <w:p>
       <w:pPr>
         <w:pStyle w:val="Heading2"/>
@@ -352,8 +392,8 @@
         <w:t xml:space="preserve">This scope pattern should be validated with the customer’s architecture, application owners, compliance team, and assessor before it is used for formal evidence.</w:t>
       </w:r>
     </w:p>
-    <w:bookmarkEnd w:id="13"/>
-    <w:bookmarkStart w:id="14" w:name="in-scope-for-csw-evidence"/>
+    <w:bookmarkEnd w:id="14"/>
+    <w:bookmarkStart w:id="15" w:name="in-scope-for-csw-evidence"/>
     <w:p>
       <w:pPr>
         <w:pStyle w:val="Heading2"/>
@@ -398,8 +438,8 @@
         <w:t xml:space="preserve">E1 - Application Control (supporting evidence via observed process telemetry; CSW does not enforce application control)</w:t>
       </w:r>
     </w:p>
-    <w:bookmarkEnd w:id="14"/>
-    <w:bookmarkStart w:id="15" w:name="Xaed999129ed4b1f11f99b5af2968248bad86dd6"/>
+    <w:bookmarkEnd w:id="15"/>
+    <w:bookmarkStart w:id="16" w:name="Xaed999129ed4b1f11f99b5af2968248bad86dd6"/>
     <w:p>
       <w:pPr>
         <w:pStyle w:val="Heading2"/>
@@ -468,8 +508,8 @@
         <w:t xml:space="preserve">Essential Eight maturity-level scoring decisions</w:t>
       </w:r>
     </w:p>
-    <w:bookmarkEnd w:id="15"/>
-    <w:bookmarkStart w:id="16" w:name="framework-topic-csw-capability-map"/>
+    <w:bookmarkEnd w:id="16"/>
+    <w:bookmarkStart w:id="17" w:name="framework-topic-csw-capability-map"/>
     <w:p>
       <w:pPr>
         <w:pStyle w:val="Heading2"/>
@@ -484,250 +524,14 @@
         <w:tblW w:type="pct" w:w="5000"/>
         <w:tblLayout w:type="fixed"/>
         <w:tblLook w:firstRow="1" w:lastRow="0" w:firstColumn="0" w:lastColumn="0" w:noHBand="0" w:noVBand="0" w:val="0020"/>
-      </w:tblPr>
-      <w:tblGrid>
-        <w:gridCol w:w="2640"/>
-        <w:gridCol w:w="2640"/>
-        <w:gridCol w:w="2640"/>
-      </w:tblGrid>
-      <w:tr>
-        <w:trPr>
-          <w:tblHeader w:val="on"/>
-        </w:trPr>
-        <w:tc>
-          <w:tcPr/>
-          <w:p>
-            <w:pPr>
-              <w:pStyle w:val="Compact"/>
-            </w:pPr>
-            <w:r>
-              <w:t xml:space="preserve">Framework topic</w:t>
-            </w:r>
-          </w:p>
-        </w:tc>
-        <w:tc>
-          <w:tcPr/>
-          <w:p>
-            <w:pPr>
-              <w:pStyle w:val="Compact"/>
-            </w:pPr>
-            <w:r>
-              <w:t xml:space="preserve">CSW capability</w:t>
-            </w:r>
-          </w:p>
-        </w:tc>
-        <w:tc>
-          <w:tcPr/>
-          <w:p>
-            <w:pPr>
-              <w:pStyle w:val="Compact"/>
-            </w:pPr>
-            <w:r>
-              <w:t xml:space="preserve">Evidence artifact</w:t>
-            </w:r>
-          </w:p>
-        </w:tc>
-      </w:tr>
-      <w:tr>
-        <w:tc>
-          <w:tcPr/>
-          <w:p>
-            <w:pPr>
-              <w:pStyle w:val="Compact"/>
-            </w:pPr>
-            <w:r>
-              <w:t xml:space="preserve">E2 - Patch Applications (prioritisation)</w:t>
-            </w:r>
-          </w:p>
-        </w:tc>
-        <w:tc>
-          <w:tcPr/>
-          <w:p>
-            <w:pPr>
-              <w:pStyle w:val="Compact"/>
-            </w:pPr>
-            <w:r>
-              <w:t xml:space="preserve">Reachability-weighted CVE on application workloads</w:t>
-            </w:r>
-          </w:p>
-        </w:tc>
-        <w:tc>
-          <w:tcPr/>
-          <w:p>
-            <w:pPr>
-              <w:pStyle w:val="Compact"/>
-            </w:pPr>
-            <w:r>
-              <w:t xml:space="preserve">Prioritised remediation list with compensating-control register</w:t>
-            </w:r>
-          </w:p>
-        </w:tc>
-      </w:tr>
-      <w:tr>
-        <w:tc>
-          <w:tcPr/>
-          <w:p>
-            <w:pPr>
-              <w:pStyle w:val="Compact"/>
-            </w:pPr>
-            <w:r>
-              <w:t xml:space="preserve">E6 - Patch Operating Systems (prioritisation)</w:t>
-            </w:r>
-          </w:p>
-        </w:tc>
-        <w:tc>
-          <w:tcPr/>
-          <w:p>
-            <w:pPr>
-              <w:pStyle w:val="Compact"/>
-            </w:pPr>
-            <w:r>
-              <w:t xml:space="preserve">Reachability-weighted CVE on OS layer</w:t>
-            </w:r>
-          </w:p>
-        </w:tc>
-        <w:tc>
-          <w:tcPr/>
-          <w:p>
-            <w:pPr>
-              <w:pStyle w:val="Compact"/>
-            </w:pPr>
-            <w:r>
-              <w:t xml:space="preserve">Prioritised remediation list</w:t>
-            </w:r>
-          </w:p>
-        </w:tc>
-      </w:tr>
-      <w:tr>
-        <w:tc>
-          <w:tcPr/>
-          <w:p>
-            <w:pPr>
-              <w:pStyle w:val="Compact"/>
-            </w:pPr>
-            <w:r>
-              <w:t xml:space="preserve">E5 - Restrict Administrative Privileges (workload layer)</w:t>
-            </w:r>
-          </w:p>
-        </w:tc>
-        <w:tc>
-          <w:tcPr/>
-          <w:p>
-            <w:pPr>
-              <w:pStyle w:val="Compact"/>
-            </w:pPr>
-            <w:r>
-              <w:t xml:space="preserve">Policy workspace + admin-path allowlist</w:t>
-            </w:r>
-          </w:p>
-        </w:tc>
-        <w:tc>
-          <w:tcPr/>
-          <w:p>
-            <w:pPr>
-              <w:pStyle w:val="Compact"/>
-            </w:pPr>
-            <w:r>
-              <w:t xml:space="preserve">Workspace snapshot showing admin-path restrictions + jump-host flow report</w:t>
-            </w:r>
-          </w:p>
-        </w:tc>
-      </w:tr>
-      <w:tr>
-        <w:tc>
-          <w:tcPr/>
-          <w:p>
-            <w:pPr>
-              <w:pStyle w:val="Compact"/>
-            </w:pPr>
-            <w:r>
-              <w:t xml:space="preserve">E1 - Application Control (supporting)</w:t>
-            </w:r>
-          </w:p>
-        </w:tc>
-        <w:tc>
-          <w:tcPr/>
-          <w:p>
-            <w:pPr>
-              <w:pStyle w:val="Compact"/>
-            </w:pPr>
-            <w:r>
-              <w:t xml:space="preserve">Observed process telemetry</w:t>
-            </w:r>
-          </w:p>
-        </w:tc>
-        <w:tc>
-          <w:tcPr/>
-          <w:p>
-            <w:pPr>
-              <w:pStyle w:val="Compact"/>
-            </w:pPr>
-            <w:r>
-              <w:t xml:space="preserve">Process inventory and unexpected-process anomalies as input to application control content</w:t>
-            </w:r>
-          </w:p>
-        </w:tc>
-      </w:tr>
-      <w:tr>
-        <w:tc>
-          <w:tcPr/>
-          <w:p>
-            <w:pPr>
-              <w:pStyle w:val="Compact"/>
-            </w:pPr>
-            <w:r>
-              <w:t xml:space="preserve">Maturity-level evidence (across the above)</w:t>
-            </w:r>
-          </w:p>
-        </w:tc>
-        <w:tc>
-          <w:tcPr/>
-          <w:p>
-            <w:pPr>
-              <w:pStyle w:val="Compact"/>
-            </w:pPr>
-            <w:r>
-              <w:t xml:space="preserve">Periodic evidence pack</w:t>
-            </w:r>
-          </w:p>
-        </w:tc>
-        <w:tc>
-          <w:tcPr/>
-          <w:p>
-            <w:pPr>
-              <w:pStyle w:val="Compact"/>
-            </w:pPr>
-            <w:r>
-              <w:t xml:space="preserve">Quarterly evidence bundle covering the three CSW-supported strategies</w:t>
-            </w:r>
-          </w:p>
-        </w:tc>
-      </w:tr>
-    </w:tbl>
-    <w:bookmarkEnd w:id="16"/>
-    <w:bookmarkStart w:id="17" w:name="evidence-collection-approach"/>
-    <w:p>
-      <w:pPr>
-        <w:pStyle w:val="Heading2"/>
-      </w:pPr>
-      <w:r>
-        <w:t xml:space="preserve">Evidence Collection Approach</w:t>
-      </w:r>
-    </w:p>
-    <w:p>
-      <w:pPr>
-        <w:pStyle w:val="FirstParagraph"/>
-      </w:pPr>
-      <w:r>
-        <w:t xml:space="preserve">The table below describes per-topic evidence collection - what to collect, the CSW source area, and a suggested cadence. The cadence should be tuned to the customer’s audit cycle, regulatory cadence, and risk appetite.</w:t>
-      </w:r>
-    </w:p>
-    <w:tbl>
-      <w:tblPr>
-        <w:tblStyle w:val="Table"/>
-        <w:tblW w:type="pct" w:w="5000"/>
-        <w:tblLayout w:type="fixed"/>
-        <w:tblLook w:firstRow="1" w:lastRow="0" w:firstColumn="0" w:lastColumn="0" w:noHBand="0" w:noVBand="0" w:val="0020"/>
+        <w:tblBorders>
+          <w:top w:val="single" w:sz="4" w:space="0" w:color="BFBFBF"/>
+          <w:left w:val="single" w:sz="4" w:space="0" w:color="BFBFBF"/>
+          <w:bottom w:val="single" w:sz="4" w:space="0" w:color="BFBFBF"/>
+          <w:right w:val="single" w:sz="4" w:space="0" w:color="BFBFBF"/>
+          <w:insideH w:val="single" w:sz="4" w:space="0" w:color="BFBFBF"/>
+          <w:insideV w:val="single" w:sz="4" w:space="0" w:color="BFBFBF"/>
+        </w:tblBorders>
       </w:tblPr>
       <w:tblGrid>
         <w:gridCol w:w="1980"/>
@@ -740,46 +544,70 @@
           <w:tblHeader w:val="on"/>
         </w:trPr>
         <w:tc>
-          <w:tcPr/>
-          <w:p>
-            <w:pPr>
-              <w:pStyle w:val="Compact"/>
-            </w:pPr>
-            <w:r>
-              <w:t xml:space="preserve">Topic</w:t>
-            </w:r>
-          </w:p>
-        </w:tc>
-        <w:tc>
-          <w:tcPr/>
-          <w:p>
-            <w:pPr>
-              <w:pStyle w:val="Compact"/>
-            </w:pPr>
-            <w:r>
-              <w:t xml:space="preserve">What to collect</w:t>
-            </w:r>
-          </w:p>
-        </w:tc>
-        <w:tc>
-          <w:tcPr/>
-          <w:p>
-            <w:pPr>
-              <w:pStyle w:val="Compact"/>
-            </w:pPr>
-            <w:r>
-              <w:t xml:space="preserve">CSW source</w:t>
-            </w:r>
-          </w:p>
-        </w:tc>
-        <w:tc>
-          <w:tcPr/>
-          <w:p>
-            <w:pPr>
-              <w:pStyle w:val="Compact"/>
-            </w:pPr>
-            <w:r>
-              <w:t xml:space="preserve">Suggested cadence</w:t>
+          <w:tcPr>
+            <w:shd w:val="clear" w:color="auto" w:fill="003366"/>
+          </w:tcPr>
+          <w:p>
+            <w:pPr>
+              <w:pStyle w:val="Compact"/>
+            </w:pPr>
+            <w:r>
+              <w:rPr>
+                <w:b/>
+                <w:color w:val="FFFFFF"/>
+              </w:rPr>
+              <w:t xml:space="preserve">Framework topic</w:t>
+            </w:r>
+          </w:p>
+        </w:tc>
+        <w:tc>
+          <w:tcPr>
+            <w:shd w:val="clear" w:color="auto" w:fill="003366"/>
+          </w:tcPr>
+          <w:p>
+            <w:pPr>
+              <w:pStyle w:val="Compact"/>
+            </w:pPr>
+            <w:r>
+              <w:rPr>
+                <w:b/>
+                <w:color w:val="FFFFFF"/>
+              </w:rPr>
+              <w:t xml:space="preserve">Coverage</w:t>
+            </w:r>
+          </w:p>
+        </w:tc>
+        <w:tc>
+          <w:tcPr>
+            <w:shd w:val="clear" w:color="auto" w:fill="003366"/>
+          </w:tcPr>
+          <w:p>
+            <w:pPr>
+              <w:pStyle w:val="Compact"/>
+            </w:pPr>
+            <w:r>
+              <w:rPr>
+                <w:b/>
+                <w:color w:val="FFFFFF"/>
+              </w:rPr>
+              <w:t xml:space="preserve">CSW capability</w:t>
+            </w:r>
+          </w:p>
+        </w:tc>
+        <w:tc>
+          <w:tcPr>
+            <w:shd w:val="clear" w:color="auto" w:fill="003366"/>
+          </w:tcPr>
+          <w:p>
+            <w:pPr>
+              <w:pStyle w:val="Compact"/>
+            </w:pPr>
+            <w:r>
+              <w:rPr>
+                <w:b/>
+                <w:color w:val="FFFFFF"/>
+              </w:rPr>
+              <w:t xml:space="preserve">Evidence artifact</w:t>
             </w:r>
           </w:p>
         </w:tc>
@@ -792,7 +620,24 @@
               <w:pStyle w:val="Compact"/>
             </w:pPr>
             <w:r>
-              <w:t xml:space="preserve">Critical workload inventory</w:t>
+              <w:t xml:space="preserve">E2 - Patch Applications (prioritisation)</w:t>
+            </w:r>
+          </w:p>
+        </w:tc>
+        <w:tc>
+          <w:tcPr>
+            <w:shd w:val="clear" w:color="auto" w:fill="107C41"/>
+          </w:tcPr>
+          <w:p>
+            <w:pPr>
+              <w:pStyle w:val="Compact"/>
+            </w:pPr>
+            <w:r>
+              <w:rPr>
+                <w:b/>
+                <w:color w:val="FFFFFF"/>
+              </w:rPr>
+              <w:t>Direct</w:t>
             </w:r>
           </w:p>
         </w:tc>
@@ -803,7 +648,7 @@
               <w:pStyle w:val="Compact"/>
             </w:pPr>
             <w:r>
-              <w:t xml:space="preserve">Workloads in scope of Essential Eight uplift</w:t>
+              <w:t xml:space="preserve">Reachability-weighted CVE on application workloads</w:t>
             </w:r>
           </w:p>
         </w:tc>
@@ -814,64 +659,65 @@
               <w:pStyle w:val="Compact"/>
             </w:pPr>
             <w:r>
-              <w:t xml:space="preserve">Inventory + scope membership export</w:t>
-            </w:r>
-          </w:p>
-        </w:tc>
-        <w:tc>
-          <w:tcPr/>
-          <w:p>
-            <w:pPr>
-              <w:pStyle w:val="Compact"/>
-            </w:pPr>
-            <w:r>
-              <w:t xml:space="preserve">Monthly</w:t>
+              <w:t xml:space="preserve">Prioritised remediation list with compensating-control register</w:t>
             </w:r>
           </w:p>
         </w:tc>
       </w:tr>
       <w:tr>
         <w:tc>
-          <w:tcPr/>
-          <w:p>
-            <w:pPr>
-              <w:pStyle w:val="Compact"/>
-            </w:pPr>
-            <w:r>
-              <w:t xml:space="preserve">Patch prioritisation</w:t>
-            </w:r>
-          </w:p>
-        </w:tc>
-        <w:tc>
-          <w:tcPr/>
-          <w:p>
-            <w:pPr>
-              <w:pStyle w:val="Compact"/>
-            </w:pPr>
-            <w:r>
-              <w:t xml:space="preserve">CVE list weighted by reach and exploitability</w:t>
-            </w:r>
-          </w:p>
-        </w:tc>
-        <w:tc>
-          <w:tcPr/>
-          <w:p>
-            <w:pPr>
-              <w:pStyle w:val="Compact"/>
-            </w:pPr>
-            <w:r>
-              <w:t xml:space="preserve">Vulnerability report scoped to Essential-Eight</w:t>
-            </w:r>
-          </w:p>
-        </w:tc>
-        <w:tc>
-          <w:tcPr/>
-          <w:p>
-            <w:pPr>
-              <w:pStyle w:val="Compact"/>
-            </w:pPr>
-            <w:r>
-              <w:t xml:space="preserve">Monthly</w:t>
+          <w:tcPr>
+            <w:shd w:val="clear" w:color="auto" w:fill="F2F2F2"/>
+          </w:tcPr>
+          <w:p>
+            <w:pPr>
+              <w:pStyle w:val="Compact"/>
+            </w:pPr>
+            <w:r>
+              <w:t xml:space="preserve">E6 - Patch Operating Systems (prioritisation)</w:t>
+            </w:r>
+          </w:p>
+        </w:tc>
+        <w:tc>
+          <w:tcPr>
+            <w:shd w:val="clear" w:color="auto" w:fill="107C41"/>
+          </w:tcPr>
+          <w:p>
+            <w:pPr>
+              <w:pStyle w:val="Compact"/>
+            </w:pPr>
+            <w:r>
+              <w:rPr>
+                <w:b/>
+                <w:color w:val="FFFFFF"/>
+              </w:rPr>
+              <w:t>Direct</w:t>
+            </w:r>
+          </w:p>
+        </w:tc>
+        <w:tc>
+          <w:tcPr>
+            <w:shd w:val="clear" w:color="auto" w:fill="F2F2F2"/>
+          </w:tcPr>
+          <w:p>
+            <w:pPr>
+              <w:pStyle w:val="Compact"/>
+            </w:pPr>
+            <w:r>
+              <w:t xml:space="preserve">Reachability-weighted CVE on OS layer</w:t>
+            </w:r>
+          </w:p>
+        </w:tc>
+        <w:tc>
+          <w:tcPr>
+            <w:shd w:val="clear" w:color="auto" w:fill="F2F2F2"/>
+          </w:tcPr>
+          <w:p>
+            <w:pPr>
+              <w:pStyle w:val="Compact"/>
+            </w:pPr>
+            <w:r>
+              <w:t xml:space="preserve">Prioritised remediation list</w:t>
             </w:r>
           </w:p>
         </w:tc>
@@ -884,7 +730,24 @@
               <w:pStyle w:val="Compact"/>
             </w:pPr>
             <w:r>
-              <w:t xml:space="preserve">Admin path restriction</w:t>
+              <w:t xml:space="preserve">E5 - Restrict Administrative Privileges (workload layer)</w:t>
+            </w:r>
+          </w:p>
+        </w:tc>
+        <w:tc>
+          <w:tcPr>
+            <w:shd w:val="clear" w:color="auto" w:fill="107C41"/>
+          </w:tcPr>
+          <w:p>
+            <w:pPr>
+              <w:pStyle w:val="Compact"/>
+            </w:pPr>
+            <w:r>
+              <w:rPr>
+                <w:b/>
+                <w:color w:val="FFFFFF"/>
+              </w:rPr>
+              <w:t>Direct</w:t>
             </w:r>
           </w:p>
         </w:tc>
@@ -895,7 +758,7 @@
               <w:pStyle w:val="Compact"/>
             </w:pPr>
             <w:r>
-              <w:t xml:space="preserve">Jump-host and admin-workstation flow telemetry</w:t>
+              <w:t xml:space="preserve">Policy workspace + admin-path allowlist</w:t>
             </w:r>
           </w:p>
         </w:tc>
@@ -906,31 +769,95 @@
               <w:pStyle w:val="Compact"/>
             </w:pPr>
             <w:r>
-              <w:t xml:space="preserve">Flow search on Admin-Paths + policy workspace export</w:t>
-            </w:r>
-          </w:p>
-        </w:tc>
-        <w:tc>
-          <w:tcPr/>
-          <w:p>
-            <w:pPr>
-              <w:pStyle w:val="Compact"/>
-            </w:pPr>
-            <w:r>
-              <w:t xml:space="preserve">Continuous; reviewed monthly</w:t>
+              <w:t xml:space="preserve">Workspace snapshot showing admin-path restrictions + jump-host flow report</w:t>
             </w:r>
           </w:p>
         </w:tc>
       </w:tr>
       <w:tr>
         <w:tc>
+          <w:tcPr>
+            <w:shd w:val="clear" w:color="auto" w:fill="F2F2F2"/>
+          </w:tcPr>
+          <w:p>
+            <w:pPr>
+              <w:pStyle w:val="Compact"/>
+            </w:pPr>
+            <w:r>
+              <w:t xml:space="preserve">E1 - Application Control (supporting)</w:t>
+            </w:r>
+          </w:p>
+        </w:tc>
+        <w:tc>
+          <w:tcPr>
+            <w:shd w:val="clear" w:color="auto" w:fill="C55A11"/>
+          </w:tcPr>
+          <w:p>
+            <w:pPr>
+              <w:pStyle w:val="Compact"/>
+            </w:pPr>
+            <w:r>
+              <w:rPr>
+                <w:b/>
+                <w:color w:val="FFFFFF"/>
+              </w:rPr>
+              <w:t>Supporting</w:t>
+            </w:r>
+          </w:p>
+        </w:tc>
+        <w:tc>
+          <w:tcPr>
+            <w:shd w:val="clear" w:color="auto" w:fill="F2F2F2"/>
+          </w:tcPr>
+          <w:p>
+            <w:pPr>
+              <w:pStyle w:val="Compact"/>
+            </w:pPr>
+            <w:r>
+              <w:t xml:space="preserve">Observed process telemetry</w:t>
+            </w:r>
+          </w:p>
+        </w:tc>
+        <w:tc>
+          <w:tcPr>
+            <w:shd w:val="clear" w:color="auto" w:fill="F2F2F2"/>
+          </w:tcPr>
+          <w:p>
+            <w:pPr>
+              <w:pStyle w:val="Compact"/>
+            </w:pPr>
+            <w:r>
+              <w:t xml:space="preserve">Process inventory and unexpected-process anomalies as input to application control content</w:t>
+            </w:r>
+          </w:p>
+        </w:tc>
+      </w:tr>
+      <w:tr>
+        <w:tc>
           <w:tcPr/>
           <w:p>
             <w:pPr>
               <w:pStyle w:val="Compact"/>
             </w:pPr>
             <w:r>
-              <w:t xml:space="preserve">Application control input</w:t>
+              <w:t xml:space="preserve">Maturity-level evidence (across the above)</w:t>
+            </w:r>
+          </w:p>
+        </w:tc>
+        <w:tc>
+          <w:tcPr>
+            <w:shd w:val="clear" w:color="auto" w:fill="107C41"/>
+          </w:tcPr>
+          <w:p>
+            <w:pPr>
+              <w:pStyle w:val="Compact"/>
+            </w:pPr>
+            <w:r>
+              <w:rPr>
+                <w:b/>
+                <w:color w:val="FFFFFF"/>
+              </w:rPr>
+              <w:t>Direct</w:t>
             </w:r>
           </w:p>
         </w:tc>
@@ -941,7 +868,7 @@
               <w:pStyle w:val="Compact"/>
             </w:pPr>
             <w:r>
-              <w:t xml:space="preserve">Observed process telemetry on critical workloads</w:t>
+              <w:t xml:space="preserve">Periodic evidence pack</w:t>
             </w:r>
           </w:p>
         </w:tc>
@@ -952,25 +879,327 @@
               <w:pStyle w:val="Compact"/>
             </w:pPr>
             <w:r>
-              <w:t xml:space="preserve">Process inventory and anomaly report</w:t>
-            </w:r>
-          </w:p>
-        </w:tc>
-        <w:tc>
-          <w:tcPr/>
-          <w:p>
-            <w:pPr>
-              <w:pStyle w:val="Compact"/>
-            </w:pPr>
-            <w:r>
-              <w:t xml:space="preserve">Quarterly</w:t>
+              <w:t xml:space="preserve">Quarterly evidence bundle covering the three CSW-supported strategies</w:t>
             </w:r>
           </w:p>
         </w:tc>
       </w:tr>
     </w:tbl>
     <w:bookmarkEnd w:id="17"/>
-    <w:bookmarkStart w:id="18" w:name="pov-workshop-approach"/>
+    <w:bookmarkStart w:id="18" w:name="evidence-collection-approach"/>
+    <w:p>
+      <w:pPr>
+        <w:pStyle w:val="Heading2"/>
+      </w:pPr>
+      <w:r>
+        <w:t xml:space="preserve">Evidence Collection Approach</w:t>
+      </w:r>
+    </w:p>
+    <w:p>
+      <w:pPr>
+        <w:pStyle w:val="FirstParagraph"/>
+      </w:pPr>
+      <w:r>
+        <w:t xml:space="preserve">The table below describes per-topic evidence collection - what to collect, the CSW source area, and a suggested cadence. The cadence should be tuned to the customer’s audit cycle, regulatory cadence, and risk appetite.</w:t>
+      </w:r>
+    </w:p>
+    <w:tbl>
+      <w:tblPr>
+        <w:tblStyle w:val="Table"/>
+        <w:tblW w:type="pct" w:w="5000"/>
+        <w:tblLayout w:type="fixed"/>
+        <w:tblLook w:firstRow="1" w:lastRow="0" w:firstColumn="0" w:lastColumn="0" w:noHBand="0" w:noVBand="0" w:val="0020"/>
+        <w:tblBorders>
+          <w:top w:val="single" w:sz="4" w:space="0" w:color="BFBFBF"/>
+          <w:left w:val="single" w:sz="4" w:space="0" w:color="BFBFBF"/>
+          <w:bottom w:val="single" w:sz="4" w:space="0" w:color="BFBFBF"/>
+          <w:right w:val="single" w:sz="4" w:space="0" w:color="BFBFBF"/>
+          <w:insideH w:val="single" w:sz="4" w:space="0" w:color="BFBFBF"/>
+          <w:insideV w:val="single" w:sz="4" w:space="0" w:color="BFBFBF"/>
+        </w:tblBorders>
+      </w:tblPr>
+      <w:tblGrid>
+        <w:gridCol w:w="1980"/>
+        <w:gridCol w:w="1980"/>
+        <w:gridCol w:w="1980"/>
+        <w:gridCol w:w="1980"/>
+      </w:tblGrid>
+      <w:tr>
+        <w:trPr>
+          <w:tblHeader w:val="on"/>
+        </w:trPr>
+        <w:tc>
+          <w:tcPr>
+            <w:shd w:val="clear" w:color="auto" w:fill="003366"/>
+          </w:tcPr>
+          <w:p>
+            <w:pPr>
+              <w:pStyle w:val="Compact"/>
+            </w:pPr>
+            <w:r>
+              <w:rPr>
+                <w:b/>
+                <w:color w:val="FFFFFF"/>
+              </w:rPr>
+              <w:t xml:space="preserve">Topic</w:t>
+            </w:r>
+          </w:p>
+        </w:tc>
+        <w:tc>
+          <w:tcPr>
+            <w:shd w:val="clear" w:color="auto" w:fill="003366"/>
+          </w:tcPr>
+          <w:p>
+            <w:pPr>
+              <w:pStyle w:val="Compact"/>
+            </w:pPr>
+            <w:r>
+              <w:rPr>
+                <w:b/>
+                <w:color w:val="FFFFFF"/>
+              </w:rPr>
+              <w:t xml:space="preserve">What to collect</w:t>
+            </w:r>
+          </w:p>
+        </w:tc>
+        <w:tc>
+          <w:tcPr>
+            <w:shd w:val="clear" w:color="auto" w:fill="003366"/>
+          </w:tcPr>
+          <w:p>
+            <w:pPr>
+              <w:pStyle w:val="Compact"/>
+            </w:pPr>
+            <w:r>
+              <w:rPr>
+                <w:b/>
+                <w:color w:val="FFFFFF"/>
+              </w:rPr>
+              <w:t xml:space="preserve">CSW source</w:t>
+            </w:r>
+          </w:p>
+        </w:tc>
+        <w:tc>
+          <w:tcPr>
+            <w:shd w:val="clear" w:color="auto" w:fill="003366"/>
+          </w:tcPr>
+          <w:p>
+            <w:pPr>
+              <w:pStyle w:val="Compact"/>
+            </w:pPr>
+            <w:r>
+              <w:rPr>
+                <w:b/>
+                <w:color w:val="FFFFFF"/>
+              </w:rPr>
+              <w:t xml:space="preserve">Suggested cadence</w:t>
+            </w:r>
+          </w:p>
+        </w:tc>
+      </w:tr>
+      <w:tr>
+        <w:tc>
+          <w:tcPr/>
+          <w:p>
+            <w:pPr>
+              <w:pStyle w:val="Compact"/>
+            </w:pPr>
+            <w:r>
+              <w:t xml:space="preserve">Critical workload inventory</w:t>
+            </w:r>
+          </w:p>
+        </w:tc>
+        <w:tc>
+          <w:tcPr/>
+          <w:p>
+            <w:pPr>
+              <w:pStyle w:val="Compact"/>
+            </w:pPr>
+            <w:r>
+              <w:t xml:space="preserve">Workloads in scope of Essential Eight uplift</w:t>
+            </w:r>
+          </w:p>
+        </w:tc>
+        <w:tc>
+          <w:tcPr/>
+          <w:p>
+            <w:pPr>
+              <w:pStyle w:val="Compact"/>
+            </w:pPr>
+            <w:r>
+              <w:t xml:space="preserve">Inventory + scope membership export</w:t>
+            </w:r>
+          </w:p>
+        </w:tc>
+        <w:tc>
+          <w:tcPr/>
+          <w:p>
+            <w:pPr>
+              <w:pStyle w:val="Compact"/>
+            </w:pPr>
+            <w:r>
+              <w:t xml:space="preserve">Monthly</w:t>
+            </w:r>
+          </w:p>
+        </w:tc>
+      </w:tr>
+      <w:tr>
+        <w:tc>
+          <w:tcPr>
+            <w:shd w:val="clear" w:color="auto" w:fill="F2F2F2"/>
+          </w:tcPr>
+          <w:p>
+            <w:pPr>
+              <w:pStyle w:val="Compact"/>
+            </w:pPr>
+            <w:r>
+              <w:t xml:space="preserve">Patch prioritisation</w:t>
+            </w:r>
+          </w:p>
+        </w:tc>
+        <w:tc>
+          <w:tcPr>
+            <w:shd w:val="clear" w:color="auto" w:fill="F2F2F2"/>
+          </w:tcPr>
+          <w:p>
+            <w:pPr>
+              <w:pStyle w:val="Compact"/>
+            </w:pPr>
+            <w:r>
+              <w:t xml:space="preserve">CVE list weighted by reach and exploitability</w:t>
+            </w:r>
+          </w:p>
+        </w:tc>
+        <w:tc>
+          <w:tcPr>
+            <w:shd w:val="clear" w:color="auto" w:fill="F2F2F2"/>
+          </w:tcPr>
+          <w:p>
+            <w:pPr>
+              <w:pStyle w:val="Compact"/>
+            </w:pPr>
+            <w:r>
+              <w:t xml:space="preserve">Vulnerability report scoped to Essential-Eight</w:t>
+            </w:r>
+          </w:p>
+        </w:tc>
+        <w:tc>
+          <w:tcPr>
+            <w:shd w:val="clear" w:color="auto" w:fill="F2F2F2"/>
+          </w:tcPr>
+          <w:p>
+            <w:pPr>
+              <w:pStyle w:val="Compact"/>
+            </w:pPr>
+            <w:r>
+              <w:t xml:space="preserve">Monthly</w:t>
+            </w:r>
+          </w:p>
+        </w:tc>
+      </w:tr>
+      <w:tr>
+        <w:tc>
+          <w:tcPr/>
+          <w:p>
+            <w:pPr>
+              <w:pStyle w:val="Compact"/>
+            </w:pPr>
+            <w:r>
+              <w:t xml:space="preserve">Admin path restriction</w:t>
+            </w:r>
+          </w:p>
+        </w:tc>
+        <w:tc>
+          <w:tcPr/>
+          <w:p>
+            <w:pPr>
+              <w:pStyle w:val="Compact"/>
+            </w:pPr>
+            <w:r>
+              <w:t xml:space="preserve">Jump-host and admin-workstation flow telemetry</w:t>
+            </w:r>
+          </w:p>
+        </w:tc>
+        <w:tc>
+          <w:tcPr/>
+          <w:p>
+            <w:pPr>
+              <w:pStyle w:val="Compact"/>
+            </w:pPr>
+            <w:r>
+              <w:t xml:space="preserve">Flow search on Admin-Paths + policy workspace export</w:t>
+            </w:r>
+          </w:p>
+        </w:tc>
+        <w:tc>
+          <w:tcPr/>
+          <w:p>
+            <w:pPr>
+              <w:pStyle w:val="Compact"/>
+            </w:pPr>
+            <w:r>
+              <w:t xml:space="preserve">Continuous; reviewed monthly</w:t>
+            </w:r>
+          </w:p>
+        </w:tc>
+      </w:tr>
+      <w:tr>
+        <w:tc>
+          <w:tcPr>
+            <w:shd w:val="clear" w:color="auto" w:fill="F2F2F2"/>
+          </w:tcPr>
+          <w:p>
+            <w:pPr>
+              <w:pStyle w:val="Compact"/>
+            </w:pPr>
+            <w:r>
+              <w:t xml:space="preserve">Application control input</w:t>
+            </w:r>
+          </w:p>
+        </w:tc>
+        <w:tc>
+          <w:tcPr>
+            <w:shd w:val="clear" w:color="auto" w:fill="F2F2F2"/>
+          </w:tcPr>
+          <w:p>
+            <w:pPr>
+              <w:pStyle w:val="Compact"/>
+            </w:pPr>
+            <w:r>
+              <w:t xml:space="preserve">Observed process telemetry on critical workloads</w:t>
+            </w:r>
+          </w:p>
+        </w:tc>
+        <w:tc>
+          <w:tcPr>
+            <w:shd w:val="clear" w:color="auto" w:fill="F2F2F2"/>
+          </w:tcPr>
+          <w:p>
+            <w:pPr>
+              <w:pStyle w:val="Compact"/>
+            </w:pPr>
+            <w:r>
+              <w:t xml:space="preserve">Process inventory and anomaly report</w:t>
+            </w:r>
+          </w:p>
+        </w:tc>
+        <w:tc>
+          <w:tcPr>
+            <w:shd w:val="clear" w:color="auto" w:fill="F2F2F2"/>
+          </w:tcPr>
+          <w:p>
+            <w:pPr>
+              <w:pStyle w:val="Compact"/>
+            </w:pPr>
+            <w:r>
+              <w:t xml:space="preserve">Quarterly</w:t>
+            </w:r>
+          </w:p>
+        </w:tc>
+      </w:tr>
+    </w:tbl>
+    <w:bookmarkEnd w:id="18"/>
+    <w:bookmarkStart w:id="19" w:name="pov-workshop-approach"/>
     <w:p>
       <w:pPr>
         <w:pStyle w:val="Heading2"/>
@@ -1132,8 +1361,8 @@
         <w:t xml:space="preserve">Package inventory, scope, flows, policy, exceptions, and known gaps as the evidence output. Cross-reference this report’s evidence collection table with the customer’s existing audit work-papers.</w:t>
       </w:r>
     </w:p>
-    <w:bookmarkEnd w:id="18"/>
-    <w:bookmarkStart w:id="19" w:name="boundaries-and-complementary-controls"/>
+    <w:bookmarkEnd w:id="19"/>
+    <w:bookmarkStart w:id="20" w:name="boundaries-and-complementary-controls"/>
     <w:p>
       <w:pPr>
         <w:pStyle w:val="Heading2"/>
@@ -1150,8 +1379,8 @@
         <w:t xml:space="preserve">CSW does not enforce application control on endpoints, harden user applications, configure Office macro settings, enforce MFA, perform backups, or replace ACSC maturity-level assessment ownership.</w:t>
       </w:r>
     </w:p>
-    <w:bookmarkEnd w:id="19"/>
-    <w:bookmarkStart w:id="20" w:name="assessor-auditor-caveat"/>
+    <w:bookmarkEnd w:id="20"/>
+    <w:bookmarkStart w:id="21" w:name="assessor-auditor-caveat"/>
     <w:p>
       <w:pPr>
         <w:pStyle w:val="Heading2"/>
@@ -1168,8 +1397,8 @@
         <w:t xml:space="preserve">CSW provides technical evidence inputs. The customer’s qualified assessor, auditor, certifying body, or regulator determines compliance status. Validate all framework-topic mappings, control IDs, paragraph references, and section numbers in this report against the current official framework text. If the customer is being assessed against a version other than the one referenced in the framework version note above, revalidate before use.</w:t>
       </w:r>
     </w:p>
-    <w:bookmarkEnd w:id="20"/>
-    <w:bookmarkStart w:id="21" w:name="disclaimer"/>
+    <w:bookmarkEnd w:id="21"/>
+    <w:bookmarkStart w:id="22" w:name="disclaimer"/>
     <w:p>
       <w:pPr>
         <w:pStyle w:val="Heading2"/>
@@ -1186,8 +1415,8 @@
         <w:t xml:space="preserve">This report is for informational and planning purposes. It is not legal, regulatory, audit, or certification advice. Validate all mappings against the current official framework text, the customer’s environment, and qualified compliance, legal, and audit professionals.</w:t>
       </w:r>
     </w:p>
-    <w:bookmarkEnd w:id="21"/>
     <w:bookmarkEnd w:id="22"/>
+    <w:bookmarkEnd w:id="23"/>
     <w:sectPr>
       <w:footnotePr>
         <w:numRestart w:val="eachSect"/>

--- a/AU-Essential-Eight/CSW-Essential-Eight-Compliance-Report.docx
+++ b/AU-Essential-Eight/CSW-Essential-Eight-Compliance-Report.docx
@@ -150,13 +150,13 @@
         <w:t xml:space="preserve"> </w:t>
       </w:r>
       <w:r>
-        <w:t xml:space="preserve">they produce. The technical runbook (</w:t>
+        <w:t xml:space="preserve">they produce. The reference design (</w:t>
       </w:r>
       <w:r>
         <w:rPr>
           <w:rStyle w:val="VerbatimChar"/>
         </w:rPr>
-        <w:t xml:space="preserve">CSW-Essential-Eight-Technical-Runbook.md</w:t>
+        <w:t xml:space="preserve">CSW-Essential-Eight-Technical-Reference design.md</w:t>
       </w:r>
       <w:r>
         <w:t xml:space="preserve">) in this folder contains the deeper engineering detail.</w:t>
